--- a/course_development/active_inference_hs/04_technology_ai/04_cognition/output/lecture-content/04_cognition-module.docx
+++ b/course_development/active_inference_hs/04_technology_ai/04_cognition/output/lecture-content/04_cognition-module.docx
@@ -4,7 +4,7 @@
   <w:body>
     <w:p>
       <w:r>
-        <w:t>Module 04: Cognition in Hs</w:t>
+        <w:t>Module 04: Cognition in High School</w:t>
       </w:r>
     </w:p>
     <w:p>
@@ -14,12 +14,12 @@
     </w:p>
     <w:p>
       <w:r>
-        <w:t>Define Cognition within the context of Hs.  Analyze how Cognition interacts with other components of the Active Inference framework.  Apply specific constraints of Hs to the formal definition of Cognition.   Introduction</w:t>
+        <w:t>Define Cognition within the context of High School.  Analyze how Cognition interacts with other components of the Active Inference framework.  Apply specific constraints of High School to the formal definition of Cognition.   Introduction</w:t>
       </w:r>
     </w:p>
     <w:p>
       <w:r>
-        <w:t>This module explores Cognition . In the Hs curriculum, we approach this topic with a focus on specific applications and theoretical depth appropriate for the audience. Cognition is a critical component of the 8-part Active Inference spine, bridging the gap between [Previous Topic] and [Next Topic].</w:t>
+        <w:t>This module explores Cognition . In the High School curriculum, we approach this topic with a focus on specific applications and theoretical depth appropriate for the audience. Cognition is a critical component of the 8-part Active Inference spine, bridging the gap between Perception and Action.</w:t>
       </w:r>
     </w:p>
     <w:p>
@@ -64,11 +64,11 @@
     </w:p>
     <w:p>
       <w:r>
-        <w:t>In Hs, we see Cognition manifest in:</w:t>
+        <w:t>In High School, we see Cognition manifest in:</w:t>
         <w:br/>
-        <w:t>* Specific Example 1 : [Add domain-specific example here]</w:t>
+        <w:t>* Specific Example 1 : A large language model like ChatGPT performs cognition as Active Inference: given a prompt, it generates the next token by predicting which word minimizes surprise given all previous context -- its billions of parameters encode a massive generative model of language, and the "temperature" setting literally controls how much prediction error (randomness) the model tolerates in its cognitive output.</w:t>
         <w:br/>
-        <w:t>* Specific Example 2 : [Add domain-specific example here]</w:t>
+        <w:t>* Specific Example 2 : Spam filters in your email demonstrate automated cognition through Active Inference: the filter maintains a generative model of what legitimate email looks like (learned from millions of labeled examples), compares each incoming message against that model, and flags messages with high prediction error (unusual sender patterns, suspicious links) as spam -- continuously updating its beliefs as new spam tactics emerge.</w:t>
       </w:r>
     </w:p>
     <w:p>
